--- a/lessons/6-15/homework.docx
+++ b/lessons/6-15/homework.docx
@@ -115,7 +115,7 @@
           <wp:inline distT="0" distB="0" distL="0" distR="0">
             <wp:extent cx="1047750" cy="790575"/>
             <wp:effectExtent t="0" r="0" b="0" l="0"/>
-            <wp:docPr id="1" name="" descr="" title=""/>
+            <wp:docPr id="1" name="Simplify Algebraic Expressions" descr="Picture illustrating the vocabulary word &quot;Simplify Algebraic Expressions&quot;" title="Simplify Algebraic Expressions"/>
             <wp:cNvGraphicFramePr>
               <a:graphicFrameLocks xmlns:a="http://schemas.openxmlformats.org/drawingml/2006/main" noChangeAspect="1"/>
             </wp:cNvGraphicFramePr>
@@ -178,7 +178,7 @@
           <wp:inline distT="0" distB="0" distL="0" distR="0">
             <wp:extent cx="1047750" cy="790575"/>
             <wp:effectExtent t="0" r="0" b="0" l="0"/>
-            <wp:docPr id="1" name="" descr="" title=""/>
+            <wp:docPr id="1" name="Like Terms" descr="Picture illustrating the vocabulary word &quot;Like Terms&quot;" title="Like Terms"/>
             <wp:cNvGraphicFramePr>
               <a:graphicFrameLocks xmlns:a="http://schemas.openxmlformats.org/drawingml/2006/main" noChangeAspect="1"/>
             </wp:cNvGraphicFramePr>
@@ -227,7 +227,7 @@
         <w:t xml:space="preserve">Like Terms (Términos semejantes)</w:t>
       </w:r>
       <w:r>
-        <w:t xml:space="preserve"> — Terms with the same letter raised to the same power, like 2x and 5x.</w:t>
+        <w:t xml:space="preserve"> — Terms with the same variable raised to the same exponent, like 2x and 5x.</w:t>
       </w:r>
     </w:p>
     <w:p>
@@ -241,7 +241,7 @@
           <wp:inline distT="0" distB="0" distL="0" distR="0">
             <wp:extent cx="1047750" cy="790575"/>
             <wp:effectExtent t="0" r="0" b="0" l="0"/>
-            <wp:docPr id="1" name="" descr="" title=""/>
+            <wp:docPr id="1" name="Combine" descr="Picture illustrating the vocabulary word &quot;Combine&quot;" title="Combine"/>
             <wp:cNvGraphicFramePr>
               <a:graphicFrameLocks xmlns:a="http://schemas.openxmlformats.org/drawingml/2006/main" noChangeAspect="1"/>
             </wp:cNvGraphicFramePr>
@@ -290,7 +290,7 @@
         <w:t xml:space="preserve">Combine (Combinar)</w:t>
       </w:r>
       <w:r>
-        <w:t xml:space="preserve"> — To add or subtract terms with the same letter into one.</w:t>
+        <w:t xml:space="preserve"> — To add or subtract terms with the same variable and exponent into one.</w:t>
       </w:r>
     </w:p>
     <w:p>
@@ -304,7 +304,7 @@
           <wp:inline distT="0" distB="0" distL="0" distR="0">
             <wp:extent cx="1047750" cy="790575"/>
             <wp:effectExtent t="0" r="0" b="0" l="0"/>
-            <wp:docPr id="1" name="" descr="" title=""/>
+            <wp:docPr id="1" name="Simplify" descr="Picture illustrating the vocabulary word &quot;Simplify&quot;" title="Simplify"/>
             <wp:cNvGraphicFramePr>
               <a:graphicFrameLocks xmlns:a="http://schemas.openxmlformats.org/drawingml/2006/main" noChangeAspect="1"/>
             </wp:cNvGraphicFramePr>
@@ -367,7 +367,7 @@
           <wp:inline distT="0" distB="0" distL="0" distR="0">
             <wp:extent cx="1047750" cy="790575"/>
             <wp:effectExtent t="0" r="0" b="0" l="0"/>
-            <wp:docPr id="1" name="" descr="" title=""/>
+            <wp:docPr id="1" name="Coefficient" descr="Picture illustrating the vocabulary word &quot;Coefficient&quot;" title="Coefficient"/>
             <wp:cNvGraphicFramePr>
               <a:graphicFrameLocks xmlns:a="http://schemas.openxmlformats.org/drawingml/2006/main" noChangeAspect="1"/>
             </wp:cNvGraphicFramePr>
@@ -430,7 +430,7 @@
           <wp:inline distT="0" distB="0" distL="0" distR="0">
             <wp:extent cx="1047750" cy="790575"/>
             <wp:effectExtent t="0" r="0" b="0" l="0"/>
-            <wp:docPr id="1" name="" descr="" title=""/>
+            <wp:docPr id="1" name="Term" descr="Picture illustrating the vocabulary word &quot;Term&quot;" title="Term"/>
             <wp:cNvGraphicFramePr>
               <a:graphicFrameLocks xmlns:a="http://schemas.openxmlformats.org/drawingml/2006/main" noChangeAspect="1"/>
             </wp:cNvGraphicFramePr>
@@ -493,7 +493,7 @@
           <wp:inline distT="0" distB="0" distL="0" distR="0">
             <wp:extent cx="1047750" cy="790575"/>
             <wp:effectExtent t="0" r="0" b="0" l="0"/>
-            <wp:docPr id="1" name="" descr="" title=""/>
+            <wp:docPr id="1" name="Distributive property" descr="Picture illustrating the vocabulary word &quot;Distributive property&quot;" title="Distributive property"/>
             <wp:cNvGraphicFramePr>
               <a:graphicFrameLocks xmlns:a="http://schemas.openxmlformats.org/drawingml/2006/main" noChangeAspect="1"/>
             </wp:cNvGraphicFramePr>
@@ -650,15 +650,15 @@
         <w:spacing w:after="40" w:before="0"/>
       </w:pPr>
       <w:r>
-        <w:t xml:space="preserve">     B. 15n</w:t>
-      </w:r>
-    </w:p>
-    <w:p>
-      <w:pPr>
-        <w:spacing w:after="40" w:before="0"/>
-      </w:pPr>
-      <w:r>
-        <w:t xml:space="preserve">     C. 11n² + 4</w:t>
+        <w:t xml:space="preserve">     B. 11n² + 4</w:t>
+      </w:r>
+    </w:p>
+    <w:p>
+      <w:pPr>
+        <w:spacing w:after="40" w:before="0"/>
+      </w:pPr>
+      <w:r>
+        <w:t xml:space="preserve">     C. 15n</w:t>
       </w:r>
     </w:p>
     <w:p>
@@ -1178,47 +1178,47 @@
         <w:spacing w:after="40" w:before="0"/>
       </w:pPr>
       <w:r>
-        <w:t xml:space="preserve">   • 4x + 5x = 9x → coefficient 9   → __________________</w:t>
-      </w:r>
-    </w:p>
-    <w:p>
-      <w:pPr>
-        <w:spacing w:after="40" w:before="0"/>
-      </w:pPr>
-      <w:r>
-        <w:t xml:space="preserve">   • 8n − 3n = 5n → coefficient 5   → __________________</w:t>
-      </w:r>
-    </w:p>
-    <w:p>
-      <w:pPr>
-        <w:spacing w:after="40" w:before="0"/>
-      </w:pPr>
-      <w:r>
-        <w:t xml:space="preserve">   • 3a + a + 4a = 8a → coefficient 8   → __________________</w:t>
-      </w:r>
-    </w:p>
-    <w:p>
-      <w:pPr>
-        <w:spacing w:after="40" w:before="0"/>
-      </w:pPr>
-      <w:r>
-        <w:t xml:space="preserve">   • 10m − 7m = 3m → coefficient 3   → __________________</w:t>
-      </w:r>
-    </w:p>
-    <w:p>
-      <w:pPr>
-        <w:spacing w:after="40" w:before="0"/>
-      </w:pPr>
-      <w:r>
-        <w:t xml:space="preserve">   • 2y + 5y = 7y → coefficient 7   → __________________</w:t>
-      </w:r>
-    </w:p>
-    <w:p>
-      <w:pPr>
-        <w:spacing w:after="40" w:before="0"/>
-      </w:pPr>
-      <w:r>
-        <w:t xml:space="preserve">   • 6p − p = 5p → coefficient 5   → __________________</w:t>
+        <w:t xml:space="preserve">   • 4x + 5x   → __________________</w:t>
+      </w:r>
+    </w:p>
+    <w:p>
+      <w:pPr>
+        <w:spacing w:after="40" w:before="0"/>
+      </w:pPr>
+      <w:r>
+        <w:t xml:space="preserve">   • 8n − 3n   → __________________</w:t>
+      </w:r>
+    </w:p>
+    <w:p>
+      <w:pPr>
+        <w:spacing w:after="40" w:before="0"/>
+      </w:pPr>
+      <w:r>
+        <w:t xml:space="preserve">   • 3a + a + 4a   → __________________</w:t>
+      </w:r>
+    </w:p>
+    <w:p>
+      <w:pPr>
+        <w:spacing w:after="40" w:before="0"/>
+      </w:pPr>
+      <w:r>
+        <w:t xml:space="preserve">   • 10m − 7m   → __________________</w:t>
+      </w:r>
+    </w:p>
+    <w:p>
+      <w:pPr>
+        <w:spacing w:after="40" w:before="0"/>
+      </w:pPr>
+      <w:r>
+        <w:t xml:space="preserve">   • 2y + 5y   → __________________</w:t>
+      </w:r>
+    </w:p>
+    <w:p>
+      <w:pPr>
+        <w:spacing w:after="40" w:before="0"/>
+      </w:pPr>
+      <w:r>
+        <w:t xml:space="preserve">   • 6p − p   → __________________</w:t>
       </w:r>
     </w:p>
     <w:p>
@@ -1338,15 +1338,15 @@
         <w:spacing w:after="40" w:before="0"/>
       </w:pPr>
       <w:r>
-        <w:t xml:space="preserve">     B. 15x</w:t>
-      </w:r>
-    </w:p>
-    <w:p>
-      <w:pPr>
-        <w:spacing w:after="40" w:before="0"/>
-      </w:pPr>
-      <w:r>
-        <w:t xml:space="preserve">     C. 8x²</w:t>
+        <w:t xml:space="preserve">     B. 8x²</w:t>
+      </w:r>
+    </w:p>
+    <w:p>
+      <w:pPr>
+        <w:spacing w:after="40" w:before="0"/>
+      </w:pPr>
+      <w:r>
+        <w:t xml:space="preserve">     C. 15x</w:t>
       </w:r>
     </w:p>
     <w:p>
@@ -1393,23 +1393,23 @@
         <w:spacing w:after="40" w:before="0"/>
       </w:pPr>
       <w:r>
-        <w:t xml:space="preserve">     B. 7a</w:t>
-      </w:r>
-    </w:p>
-    <w:p>
-      <w:pPr>
-        <w:spacing w:after="40" w:before="0"/>
-      </w:pPr>
-      <w:r>
-        <w:t xml:space="preserve">     C. 5a²+ 2</w:t>
-      </w:r>
-    </w:p>
-    <w:p>
-      <w:pPr>
-        <w:spacing w:after="40" w:before="0"/>
-      </w:pPr>
-      <w:r>
-        <w:t xml:space="preserve">     D. 6a</w:t>
+        <w:t xml:space="preserve">     B. 5a²+ 2</w:t>
+      </w:r>
+    </w:p>
+    <w:p>
+      <w:pPr>
+        <w:spacing w:after="40" w:before="0"/>
+      </w:pPr>
+      <w:r>
+        <w:t xml:space="preserve">     C. 6a</w:t>
+      </w:r>
+    </w:p>
+    <w:p>
+      <w:pPr>
+        <w:spacing w:after="40" w:before="0"/>
+      </w:pPr>
+      <w:r>
+        <w:t xml:space="preserve">     D. 7a</w:t>
       </w:r>
     </w:p>
     <w:p>
@@ -1448,15 +1448,15 @@
         <w:spacing w:after="40" w:before="0"/>
       </w:pPr>
       <w:r>
-        <w:t xml:space="preserve">     B. 10y</w:t>
-      </w:r>
-    </w:p>
-    <w:p>
-      <w:pPr>
-        <w:spacing w:after="40" w:before="0"/>
-      </w:pPr>
-      <w:r>
-        <w:t xml:space="preserve">     C. 4</w:t>
+        <w:t xml:space="preserve">     B. 4</w:t>
+      </w:r>
+    </w:p>
+    <w:p>
+      <w:pPr>
+        <w:spacing w:after="40" w:before="0"/>
+      </w:pPr>
+      <w:r>
+        <w:t xml:space="preserve">     C. 10y</w:t>
       </w:r>
     </w:p>
     <w:p>
@@ -1503,23 +1503,23 @@
         <w:spacing w:after="40" w:before="0"/>
       </w:pPr>
       <w:r>
-        <w:t xml:space="preserve">     B. 13m</w:t>
-      </w:r>
-    </w:p>
-    <w:p>
-      <w:pPr>
-        <w:spacing w:after="40" w:before="0"/>
-      </w:pPr>
-      <w:r>
-        <w:t xml:space="preserve">     C. 9m + 4m</w:t>
-      </w:r>
-    </w:p>
-    <w:p>
-      <w:pPr>
-        <w:spacing w:after="40" w:before="0"/>
-      </w:pPr>
-      <w:r>
-        <w:t xml:space="preserve">     D. 10m</w:t>
+        <w:t xml:space="preserve">     B. 9m + 4m</w:t>
+      </w:r>
+    </w:p>
+    <w:p>
+      <w:pPr>
+        <w:spacing w:after="40" w:before="0"/>
+      </w:pPr>
+      <w:r>
+        <w:t xml:space="preserve">     C. 10m</w:t>
+      </w:r>
+    </w:p>
+    <w:p>
+      <w:pPr>
+        <w:spacing w:after="40" w:before="0"/>
+      </w:pPr>
+      <w:r>
+        <w:t xml:space="preserve">     D. 13m</w:t>
       </w:r>
     </w:p>
     <w:p>
@@ -1776,47 +1776,47 @@
         <w:spacing w:after="20" w:before="0"/>
       </w:pPr>
       <w:r>
-        <w:t xml:space="preserve">     4x + 5x = 9x → coefficient 9 → Coefficient &gt; 6</w:t>
-      </w:r>
-    </w:p>
-    <w:p>
-      <w:pPr>
-        <w:spacing w:after="20" w:before="0"/>
-      </w:pPr>
-      <w:r>
-        <w:t xml:space="preserve">     8n − 3n = 5n → coefficient 5 → Coefficient ≤ 6</w:t>
-      </w:r>
-    </w:p>
-    <w:p>
-      <w:pPr>
-        <w:spacing w:after="20" w:before="0"/>
-      </w:pPr>
-      <w:r>
-        <w:t xml:space="preserve">     3a + a + 4a = 8a → coefficient 8 → Coefficient &gt; 6</w:t>
-      </w:r>
-    </w:p>
-    <w:p>
-      <w:pPr>
-        <w:spacing w:after="20" w:before="0"/>
-      </w:pPr>
-      <w:r>
-        <w:t xml:space="preserve">     10m − 7m = 3m → coefficient 3 → Coefficient ≤ 6</w:t>
-      </w:r>
-    </w:p>
-    <w:p>
-      <w:pPr>
-        <w:spacing w:after="20" w:before="0"/>
-      </w:pPr>
-      <w:r>
-        <w:t xml:space="preserve">     2y + 5y = 7y → coefficient 7 → Coefficient &gt; 6</w:t>
-      </w:r>
-    </w:p>
-    <w:p>
-      <w:pPr>
-        <w:spacing w:after="20" w:before="0"/>
-      </w:pPr>
-      <w:r>
-        <w:t xml:space="preserve">     6p − p = 5p → coefficient 5 → Coefficient ≤ 6</w:t>
+        <w:t xml:space="preserve">     4x + 5x → Coefficient &gt; 6</w:t>
+      </w:r>
+    </w:p>
+    <w:p>
+      <w:pPr>
+        <w:spacing w:after="20" w:before="0"/>
+      </w:pPr>
+      <w:r>
+        <w:t xml:space="preserve">     8n − 3n → Coefficient ≤ 6</w:t>
+      </w:r>
+    </w:p>
+    <w:p>
+      <w:pPr>
+        <w:spacing w:after="20" w:before="0"/>
+      </w:pPr>
+      <w:r>
+        <w:t xml:space="preserve">     3a + a + 4a → Coefficient &gt; 6</w:t>
+      </w:r>
+    </w:p>
+    <w:p>
+      <w:pPr>
+        <w:spacing w:after="20" w:before="0"/>
+      </w:pPr>
+      <w:r>
+        <w:t xml:space="preserve">     10m − 7m → Coefficient ≤ 6</w:t>
+      </w:r>
+    </w:p>
+    <w:p>
+      <w:pPr>
+        <w:spacing w:after="20" w:before="0"/>
+      </w:pPr>
+      <w:r>
+        <w:t xml:space="preserve">     2y + 5y → Coefficient &gt; 6</w:t>
+      </w:r>
+    </w:p>
+    <w:p>
+      <w:pPr>
+        <w:spacing w:after="20" w:before="0"/>
+      </w:pPr>
+      <w:r>
+        <w:t xml:space="preserve">     6p − p → Coefficient ≤ 6</w:t>
       </w:r>
     </w:p>
     <w:p>
@@ -2177,7 +2177,14 @@
 <file path=word/styles.xml><?xml version="1.0" encoding="utf-8"?>
 <w:styles xmlns:mc="http://schemas.openxmlformats.org/markup-compatibility/2006" xmlns:r="http://schemas.openxmlformats.org/officeDocument/2006/relationships" xmlns:w="http://schemas.openxmlformats.org/wordprocessingml/2006/main" xmlns:w14="http://schemas.microsoft.com/office/word/2010/wordml" xmlns:w15="http://schemas.microsoft.com/office/word/2012/wordml" mc:Ignorable="w14 w15">
   <w:docDefaults>
-    <w:rPrDefault/>
+    <w:rPrDefault>
+      <w:rPr>
+        <w:rFonts w:ascii="Arial" w:cs="Arial" w:eastAsia="Arial" w:hAnsi="Arial"/>
+        <w:sz w:val="22"/>
+        <w:szCs w:val="22"/>
+        <w:lang w:val="en-US"/>
+      </w:rPr>
+    </w:rPrDefault>
     <w:pPrDefault/>
   </w:docDefaults>
   <w:style w:type="paragraph" w:styleId="Title">
@@ -2195,10 +2202,16 @@
     <w:basedOn w:val="Normal"/>
     <w:next w:val="Normal"/>
     <w:qFormat/>
+    <w:pPr>
+      <w:keepNext/>
+    </w:pPr>
     <w:rPr>
-      <w:color w:val="2E74B5"/>
-      <w:sz w:val="32"/>
-      <w:szCs w:val="32"/>
+      <w:rFonts w:ascii="Arial" w:cs="Arial" w:eastAsia="Arial" w:hAnsi="Arial"/>
+      <w:b/>
+      <w:bCs/>
+      <w:color w:val="183E56"/>
+      <w:sz w:val="34"/>
+      <w:szCs w:val="34"/>
     </w:rPr>
   </w:style>
   <w:style w:type="paragraph" w:styleId="Heading2">
@@ -2206,8 +2219,14 @@
     <w:basedOn w:val="Normal"/>
     <w:next w:val="Normal"/>
     <w:qFormat/>
+    <w:pPr>
+      <w:keepNext/>
+    </w:pPr>
     <w:rPr>
-      <w:color w:val="2E74B5"/>
+      <w:rFonts w:ascii="Arial" w:cs="Arial" w:eastAsia="Arial" w:hAnsi="Arial"/>
+      <w:b/>
+      <w:bCs/>
+      <w:color w:val="176B70"/>
       <w:sz w:val="26"/>
       <w:szCs w:val="26"/>
     </w:rPr>

--- a/lessons/6-15/homework.docx
+++ b/lessons/6-15/homework.docx
@@ -1531,464 +1531,6 @@
           <w:color w:val="BBBBBB"/>
         </w:rPr>
         <w:t xml:space="preserve">______________________________________________________________________</w:t>
-      </w:r>
-    </w:p>
-    <w:p>
-      <w:r>
-        <w:br w:type="page"/>
-      </w:r>
-    </w:p>
-    <w:p>
-      <w:pPr>
-        <w:pStyle w:val="Heading1"/>
-        <w:spacing w:after="120"/>
-      </w:pPr>
-      <w:r>
-        <w:rPr>
-          <w:b/>
-          <w:bCs/>
-        </w:rPr>
-        <w:t xml:space="preserve">Answer Key (Teacher)</w:t>
-      </w:r>
-    </w:p>
-    <w:p>
-      <w:pPr>
-        <w:spacing w:after="40" w:before="0"/>
-      </w:pPr>
-      <w:r>
-        <w:rPr>
-          <w:b/>
-          <w:bCs/>
-        </w:rPr>
-        <w:t xml:space="preserve">1. A. 10x</w:t>
-      </w:r>
-    </w:p>
-    <w:p>
-      <w:pPr>
-        <w:spacing w:after="20" w:before="0"/>
-      </w:pPr>
-      <w:r>
-        <w:t xml:space="preserve">     7x + 3x = 10x. Add the coefficients: 7 + 3 = 10.</w:t>
-      </w:r>
-    </w:p>
-    <w:p>
-      <w:pPr>
-        <w:spacing w:after="80" w:before="0"/>
-      </w:pPr>
-      <w:r>
-        <w:rPr>
-          <w:i/>
-          <w:iCs/>
-        </w:rPr>
-        <w:t xml:space="preserve">     Watch for: A common mistake in Simplify Algebraic Expressions is sweeping a constant into the variable terms — for example, simplifying 6x + 4 + 2x as 12x by adding all three numbers (6 + 4 + 2 = 12) instead of recognizing that 4 has no variable and cannot combine with 6x and 2x. The correct simplified expression is 8x + 4 (combine 6x + 2x = 8x, and let the 4 stay on its own). Before you submit, check that every term you combined has the exact same variable part.</w:t>
-      </w:r>
-    </w:p>
-    <w:p>
-      <w:pPr>
-        <w:spacing w:after="40" w:before="0"/>
-      </w:pPr>
-      <w:r>
-        <w:rPr>
-          <w:b/>
-          <w:bCs/>
-        </w:rPr>
-        <w:t xml:space="preserve">2. A. 11n + 4</w:t>
-      </w:r>
-    </w:p>
-    <w:p>
-      <w:pPr>
-        <w:spacing w:after="20" w:before="0"/>
-      </w:pPr>
-      <w:r>
-        <w:t xml:space="preserve">     9n + 2n = 11n. The constant 4 has no like term, so it stays. Result: 11n + 4.</w:t>
-      </w:r>
-    </w:p>
-    <w:p>
-      <w:pPr>
-        <w:spacing w:after="80" w:before="0"/>
-      </w:pPr>
-      <w:r>
-        <w:rPr>
-          <w:i/>
-          <w:iCs/>
-        </w:rPr>
-        <w:t xml:space="preserve">     Watch for: A common mistake in Simplify Algebraic Expressions is sweeping a constant into the variable terms — for example, simplifying 6x + 4 + 2x as 12x by adding all three numbers (6 + 4 + 2 = 12) instead of recognizing that 4 has no variable and cannot combine with 6x and 2x. The correct simplified expression is 8x + 4 (combine 6x + 2x = 8x, and let the 4 stay on its own). Before you submit, check that every term you combined has the exact same variable part.</w:t>
-      </w:r>
-    </w:p>
-    <w:p>
-      <w:pPr>
-        <w:spacing w:after="40" w:before="0"/>
-      </w:pPr>
-      <w:r>
-        <w:rPr>
-          <w:b/>
-          <w:bCs/>
-        </w:rPr>
-        <w:t xml:space="preserve">3. Simplify each expression by combining like terms.</w:t>
-      </w:r>
-    </w:p>
-    <w:p>
-      <w:pPr>
-        <w:spacing w:after="20" w:before="0"/>
-      </w:pPr>
-      <w:r>
-        <w:t xml:space="preserve">     3a + 5a + 2 — Simplified: 8a + 2</w:t>
-      </w:r>
-    </w:p>
-    <w:p>
-      <w:pPr>
-        <w:spacing w:after="20" w:before="0"/>
-      </w:pPr>
-      <w:r>
-        <w:t xml:space="preserve">     6x + 4 + 2x + 7 — Like Terms Combined: 6x + 2x = 8x, 4 + 7 = 11</w:t>
-      </w:r>
-    </w:p>
-    <w:p>
-      <w:pPr>
-        <w:spacing w:after="20" w:before="0"/>
-      </w:pPr>
-      <w:r>
-        <w:t xml:space="preserve">     6x + 4 + 2x + 7 — Simplified: 8x + 11</w:t>
-      </w:r>
-    </w:p>
-    <w:p>
-      <w:pPr>
-        <w:spacing w:after="20" w:before="0"/>
-      </w:pPr>
-      <w:r>
-        <w:t xml:space="preserve">     10m − 3m + 5 — Like Terms Combined: 10m − 3m = 7m</w:t>
-      </w:r>
-    </w:p>
-    <w:p>
-      <w:pPr>
-        <w:spacing w:after="20" w:before="0"/>
-      </w:pPr>
-      <w:r>
-        <w:t xml:space="preserve">     10m − 3m + 5 — Simplified: 7m + 5</w:t>
-      </w:r>
-    </w:p>
-    <w:p>
-      <w:pPr>
-        <w:spacing w:after="20" w:before="0"/>
-      </w:pPr>
-      <w:r>
-        <w:t xml:space="preserve">     4y + 3 + y + 9 — Like Terms Combined: 4y + y = 5y, 3 + 9 = 12</w:t>
-      </w:r>
-    </w:p>
-    <w:p>
-      <w:pPr>
-        <w:spacing w:after="20" w:before="0"/>
-      </w:pPr>
-      <w:r>
-        <w:t xml:space="preserve">     4y + 3 + y + 9 — Simplified: 5y + 12</w:t>
-      </w:r>
-    </w:p>
-    <w:p>
-      <w:pPr>
-        <w:spacing w:after="40" w:before="0"/>
-      </w:pPr>
-      <w:r>
-        <w:t xml:space="preserve"/>
-      </w:r>
-    </w:p>
-    <w:p>
-      <w:pPr>
-        <w:spacing w:after="40" w:before="0"/>
-      </w:pPr>
-      <w:r>
-        <w:rPr>
-          <w:b/>
-          <w:bCs/>
-        </w:rPr>
-        <w:t xml:space="preserve">4. Matches:</w:t>
-      </w:r>
-    </w:p>
-    <w:p>
-      <w:pPr>
-        <w:spacing w:after="20" w:before="0"/>
-      </w:pPr>
-      <w:r>
-        <w:t xml:space="preserve">     8x + 3x + 1 → 11x + 1</w:t>
-      </w:r>
-    </w:p>
-    <w:p>
-      <w:pPr>
-        <w:spacing w:after="20" w:before="0"/>
-      </w:pPr>
-      <w:r>
-        <w:t xml:space="preserve">     5a − 2a + 7 → 3a + 7</w:t>
-      </w:r>
-    </w:p>
-    <w:p>
-      <w:pPr>
-        <w:spacing w:after="20" w:before="0"/>
-      </w:pPr>
-      <w:r>
-        <w:t xml:space="preserve">     4n + n + 6 → 5n + 6</w:t>
-      </w:r>
-    </w:p>
-    <w:p>
-      <w:pPr>
-        <w:spacing w:after="20" w:before="0"/>
-      </w:pPr>
-      <w:r>
-        <w:t xml:space="preserve">     12y − 5y → 7y</w:t>
-      </w:r>
-    </w:p>
-    <w:p>
-      <w:pPr>
-        <w:spacing w:after="20" w:before="0"/>
-      </w:pPr>
-      <w:r>
-        <w:t xml:space="preserve">     3m + 8 + 4m + 2 → 7m + 10</w:t>
-      </w:r>
-    </w:p>
-    <w:p>
-      <w:pPr>
-        <w:spacing w:after="20" w:before="0"/>
-      </w:pPr>
-      <w:r>
-        <w:t xml:space="preserve">     9p + 1 − 3p → 6p + 1</w:t>
-      </w:r>
-    </w:p>
-    <w:p>
-      <w:pPr>
-        <w:spacing w:after="40" w:before="0"/>
-      </w:pPr>
-      <w:r>
-        <w:t xml:space="preserve"/>
-      </w:r>
-    </w:p>
-    <w:p>
-      <w:pPr>
-        <w:spacing w:after="40" w:before="0"/>
-      </w:pPr>
-      <w:r>
-        <w:rPr>
-          <w:b/>
-          <w:bCs/>
-        </w:rPr>
-        <w:t xml:space="preserve">5. Correct groups:</w:t>
-      </w:r>
-    </w:p>
-    <w:p>
-      <w:pPr>
-        <w:spacing w:after="20" w:before="0"/>
-      </w:pPr>
-      <w:r>
-        <w:t xml:space="preserve">     4x + 5x → Coefficient &gt; 6</w:t>
-      </w:r>
-    </w:p>
-    <w:p>
-      <w:pPr>
-        <w:spacing w:after="20" w:before="0"/>
-      </w:pPr>
-      <w:r>
-        <w:t xml:space="preserve">     8n − 3n → Coefficient ≤ 6</w:t>
-      </w:r>
-    </w:p>
-    <w:p>
-      <w:pPr>
-        <w:spacing w:after="20" w:before="0"/>
-      </w:pPr>
-      <w:r>
-        <w:t xml:space="preserve">     3a + a + 4a → Coefficient &gt; 6</w:t>
-      </w:r>
-    </w:p>
-    <w:p>
-      <w:pPr>
-        <w:spacing w:after="20" w:before="0"/>
-      </w:pPr>
-      <w:r>
-        <w:t xml:space="preserve">     10m − 7m → Coefficient ≤ 6</w:t>
-      </w:r>
-    </w:p>
-    <w:p>
-      <w:pPr>
-        <w:spacing w:after="20" w:before="0"/>
-      </w:pPr>
-      <w:r>
-        <w:t xml:space="preserve">     2y + 5y → Coefficient &gt; 6</w:t>
-      </w:r>
-    </w:p>
-    <w:p>
-      <w:pPr>
-        <w:spacing w:after="20" w:before="0"/>
-      </w:pPr>
-      <w:r>
-        <w:t xml:space="preserve">     6p − p → Coefficient ≤ 6</w:t>
-      </w:r>
-    </w:p>
-    <w:p>
-      <w:pPr>
-        <w:spacing w:after="40" w:before="0"/>
-      </w:pPr>
-      <w:r>
-        <w:t xml:space="preserve"/>
-      </w:r>
-    </w:p>
-    <w:p>
-      <w:pPr>
-        <w:spacing w:after="40" w:before="0"/>
-      </w:pPr>
-      <w:r>
-        <w:rPr>
-          <w:b/>
-          <w:bCs/>
-        </w:rPr>
-        <w:t xml:space="preserve">6. Spot the Mistake — Swept-Up Constant</w:t>
-      </w:r>
-    </w:p>
-    <w:p>
-      <w:pPr>
-        <w:spacing w:after="20" w:before="0"/>
-      </w:pPr>
-      <w:r>
-        <w:t xml:space="preserve">     The mistake is in Step 2.</w:t>
-      </w:r>
-    </w:p>
-    <w:p>
-      <w:pPr>
-        <w:spacing w:after="20" w:before="0"/>
-      </w:pPr>
-      <w:r>
-        <w:t xml:space="preserve">     Correct work: The 4 is a constant with no variable, so it cannot be combined with the x-terms. Combine only the like terms: 6x + 2x = 8x, and the 4 stays on its own. The correct simplified expression is 8x + 4. (Check: at x = 1, 6x + 4 + 2x = 6 + 4 + 2 = 12, and 8x + 4 = 12, but 12x = 12 only by accident — at x = 2 it gives 24 instead of the true 20.)</w:t>
-      </w:r>
-    </w:p>
-    <w:p>
-      <w:pPr>
-        <w:spacing w:after="80" w:before="0"/>
-      </w:pPr>
-      <w:r>
-        <w:t xml:space="preserve">     Watch for: The Combine step swept the constant 4 in with the coefficients 6 and 2, but 4 has no variable, so it is not a like term. Only 6x + 2x = 8x combine, and the 4 stays on its own, giving 8x + 4 — at x = 2 that is 20, while 12x would give 24.</w:t>
-      </w:r>
-    </w:p>
-    <w:p>
-      <w:pPr>
-        <w:spacing w:after="40" w:before="0"/>
-      </w:pPr>
-      <w:r>
-        <w:rPr>
-          <w:b/>
-          <w:bCs/>
-        </w:rPr>
-        <w:t xml:space="preserve">7. A. 8x</w:t>
-      </w:r>
-    </w:p>
-    <w:p>
-      <w:pPr>
-        <w:spacing w:after="20" w:before="0"/>
-      </w:pPr>
-      <w:r>
-        <w:t xml:space="preserve">     3x and 5x are like terms, so add the coefficients: 3 + 5 = 8. The variable x stays, giving 8x.</w:t>
-      </w:r>
-    </w:p>
-    <w:p>
-      <w:pPr>
-        <w:spacing w:after="80" w:before="0"/>
-      </w:pPr>
-      <w:r>
-        <w:rPr>
-          <w:i/>
-          <w:iCs/>
-        </w:rPr>
-        <w:t xml:space="preserve">     Watch for: A common mistake in Simplify Algebraic Expressions is sweeping a constant into the variable terms — for example, simplifying 6x + 4 + 2x as 12x by adding all three numbers (6 + 4 + 2 = 12) instead of recognizing that 4 has no variable and cannot combine with 6x and 2x. The correct simplified expression is 8x + 4 (combine 6x + 2x = 8x, and let the 4 stay on its own). Before you submit, check that every term you combined has the exact same variable part.</w:t>
-      </w:r>
-    </w:p>
-    <w:p>
-      <w:pPr>
-        <w:spacing w:after="40" w:before="0"/>
-      </w:pPr>
-      <w:r>
-        <w:rPr>
-          <w:b/>
-          <w:bCs/>
-        </w:rPr>
-        <w:t xml:space="preserve">8. A. 5a + 2</w:t>
-      </w:r>
-    </w:p>
-    <w:p>
-      <w:pPr>
-        <w:spacing w:after="20" w:before="0"/>
-      </w:pPr>
-      <w:r>
-        <w:t xml:space="preserve">     4a + a = 5a (remember a means 1a). The 2 has no like term, so it stays. Result: 5a + 2.</w:t>
-      </w:r>
-    </w:p>
-    <w:p>
-      <w:pPr>
-        <w:spacing w:after="80" w:before="0"/>
-      </w:pPr>
-      <w:r>
-        <w:rPr>
-          <w:i/>
-          <w:iCs/>
-        </w:rPr>
-        <w:t xml:space="preserve">     Watch for: A common mistake in Simplify Algebraic Expressions is sweeping a constant into the variable terms — for example, simplifying 6x + 4 + 2x as 12x by adding all three numbers (6 + 4 + 2 = 12) instead of recognizing that 4 has no variable and cannot combine with 6x and 2x. The correct simplified expression is 8x + 4 (combine 6x + 2x = 8x, and let the 4 stay on its own). Before you submit, check that every term you combined has the exact same variable part.</w:t>
-      </w:r>
-    </w:p>
-    <w:p>
-      <w:pPr>
-        <w:spacing w:after="40" w:before="0"/>
-      </w:pPr>
-      <w:r>
-        <w:rPr>
-          <w:b/>
-          <w:bCs/>
-        </w:rPr>
-        <w:t xml:space="preserve">9. A. 4y</w:t>
-      </w:r>
-    </w:p>
-    <w:p>
-      <w:pPr>
-        <w:spacing w:after="20" w:before="0"/>
-      </w:pPr>
-      <w:r>
-        <w:t xml:space="preserve">     Subtract the coefficients of the like terms: 7 − 3 = 4. Keep the variable y, giving 4y.</w:t>
-      </w:r>
-    </w:p>
-    <w:p>
-      <w:pPr>
-        <w:spacing w:after="80" w:before="0"/>
-      </w:pPr>
-      <w:r>
-        <w:rPr>
-          <w:i/>
-          <w:iCs/>
-        </w:rPr>
-        <w:t xml:space="preserve">     Watch for: A common mistake in Simplify Algebraic Expressions is sweeping a constant into the variable terms — for example, simplifying 6x + 4 + 2x as 12x by adding all three numbers (6 + 4 + 2 = 12) instead of recognizing that 4 has no variable and cannot combine with 6x and 2x. The correct simplified expression is 8x + 4 (combine 6x + 2x = 8x, and let the 4 stay on its own). Before you submit, check that every term you combined has the exact same variable part.</w:t>
-      </w:r>
-    </w:p>
-    <w:p>
-      <w:pPr>
-        <w:spacing w:after="40" w:before="0"/>
-      </w:pPr>
-      <w:r>
-        <w:rPr>
-          <w:b/>
-          <w:bCs/>
-        </w:rPr>
-        <w:t xml:space="preserve">10. A. 9m + 4</w:t>
-      </w:r>
-    </w:p>
-    <w:p>
-      <w:pPr>
-        <w:spacing w:after="20" w:before="0"/>
-      </w:pPr>
-      <w:r>
-        <w:t xml:space="preserve">     6m + 3m = 9m. The constant 4 has no like term, so it stays. Result: 9m + 4.</w:t>
-      </w:r>
-    </w:p>
-    <w:p>
-      <w:pPr>
-        <w:spacing w:after="80" w:before="0"/>
-      </w:pPr>
-      <w:r>
-        <w:rPr>
-          <w:i/>
-          <w:iCs/>
-        </w:rPr>
-        <w:t xml:space="preserve">     Watch for: A common mistake in Simplify Algebraic Expressions is sweeping a constant into the variable terms — for example, simplifying 6x + 4 + 2x as 12x by adding all three numbers (6 + 4 + 2 = 12) instead of recognizing that 4 has no variable and cannot combine with 6x and 2x. The correct simplified expression is 8x + 4 (combine 6x + 2x = 8x, and let the 4 stay on its own). Before you submit, check that every term you combined has the exact same variable part.</w:t>
       </w:r>
     </w:p>
     <w:sectPr>
